--- a/report-service/src/main/resources/system_templates/sys_plot_attributes.docx
+++ b/report-service/src/main/resources/system_templates/sys_plot_attributes.docx
@@ -1095,7 +1095,7 @@
         <w:keepNext/>
       </w:pPr>
       <w:r>
-        <w:t xml:space="preserve">Сведения, из Единого государственного реестра недвижимости о земельном участке, указанные в данном разделе, являются актуальными на дату </w:t>
+        <w:t xml:space="preserve">Сведения, из Единого государственного реестра недвижимости о земельном участке, указанные в данном разделе, являются актуальными на </w:t>
       </w:r>
       <w:r>
         <w:rPr>
